--- a/report/customer_behavior_analysis.docx
+++ b/report/customer_behavior_analysis.docx
@@ -2009,12 +2009,6 @@
         <w:gridCol w:w="2979"/>
       </w:tblGrid>
       <w:tr>
-        <w:tblPrEx>
-          <w:tblCellMar>
-            <w:top w:w="0" w:type="dxa"/>
-            <w:bottom w:w="0" w:type="dxa"/>
-          </w:tblCellMar>
-        </w:tblPrEx>
         <w:trPr>
           <w:cantSplit/>
           <w:trHeight w:val="394"/>
@@ -2105,12 +2099,6 @@
         </w:tc>
       </w:tr>
       <w:tr>
-        <w:tblPrEx>
-          <w:tblCellMar>
-            <w:top w:w="0" w:type="dxa"/>
-            <w:bottom w:w="0" w:type="dxa"/>
-          </w:tblCellMar>
-        </w:tblPrEx>
         <w:trPr>
           <w:trHeight w:val="737"/>
         </w:trPr>
@@ -2203,12 +2191,6 @@
         </w:tc>
       </w:tr>
       <w:tr>
-        <w:tblPrEx>
-          <w:tblCellMar>
-            <w:top w:w="0" w:type="dxa"/>
-            <w:bottom w:w="0" w:type="dxa"/>
-          </w:tblCellMar>
-        </w:tblPrEx>
         <w:trPr>
           <w:trHeight w:val="737"/>
         </w:trPr>
@@ -2283,12 +2265,6 @@
         </w:tc>
       </w:tr>
       <w:tr>
-        <w:tblPrEx>
-          <w:tblCellMar>
-            <w:top w:w="0" w:type="dxa"/>
-            <w:bottom w:w="0" w:type="dxa"/>
-          </w:tblCellMar>
-        </w:tblPrEx>
         <w:trPr>
           <w:trHeight w:val="737"/>
         </w:trPr>
@@ -2373,12 +2349,6 @@
         </w:tc>
       </w:tr>
       <w:tr>
-        <w:tblPrEx>
-          <w:tblCellMar>
-            <w:top w:w="0" w:type="dxa"/>
-            <w:bottom w:w="0" w:type="dxa"/>
-          </w:tblCellMar>
-        </w:tblPrEx>
         <w:trPr>
           <w:trHeight w:val="737"/>
         </w:trPr>
@@ -2471,12 +2441,6 @@
         </w:tc>
       </w:tr>
       <w:tr>
-        <w:tblPrEx>
-          <w:tblCellMar>
-            <w:top w:w="0" w:type="dxa"/>
-            <w:bottom w:w="0" w:type="dxa"/>
-          </w:tblCellMar>
-        </w:tblPrEx>
         <w:trPr>
           <w:trHeight w:val="737"/>
         </w:trPr>
@@ -2605,12 +2569,6 @@
         </w:tc>
       </w:tr>
       <w:tr>
-        <w:tblPrEx>
-          <w:tblCellMar>
-            <w:top w:w="0" w:type="dxa"/>
-            <w:bottom w:w="0" w:type="dxa"/>
-          </w:tblCellMar>
-        </w:tblPrEx>
         <w:trPr>
           <w:trHeight w:val="1249"/>
         </w:trPr>
@@ -2685,12 +2643,6 @@
         </w:tc>
       </w:tr>
       <w:tr>
-        <w:tblPrEx>
-          <w:tblCellMar>
-            <w:top w:w="0" w:type="dxa"/>
-            <w:bottom w:w="0" w:type="dxa"/>
-          </w:tblCellMar>
-        </w:tblPrEx>
         <w:trPr>
           <w:trHeight w:val="737"/>
         </w:trPr>
@@ -2765,12 +2717,6 @@
         </w:tc>
       </w:tr>
       <w:tr>
-        <w:tblPrEx>
-          <w:tblCellMar>
-            <w:top w:w="0" w:type="dxa"/>
-            <w:bottom w:w="0" w:type="dxa"/>
-          </w:tblCellMar>
-        </w:tblPrEx>
         <w:trPr>
           <w:trHeight w:val="1249"/>
         </w:trPr>
@@ -2864,12 +2810,6 @@
         </w:tc>
       </w:tr>
       <w:tr>
-        <w:tblPrEx>
-          <w:tblCellMar>
-            <w:top w:w="0" w:type="dxa"/>
-            <w:bottom w:w="0" w:type="dxa"/>
-          </w:tblCellMar>
-        </w:tblPrEx>
         <w:trPr>
           <w:trHeight w:val="737"/>
         </w:trPr>
@@ -2954,12 +2894,6 @@
         </w:tc>
       </w:tr>
       <w:tr>
-        <w:tblPrEx>
-          <w:tblCellMar>
-            <w:top w:w="0" w:type="dxa"/>
-            <w:bottom w:w="0" w:type="dxa"/>
-          </w:tblCellMar>
-        </w:tblPrEx>
         <w:trPr>
           <w:trHeight w:val="1249"/>
         </w:trPr>
@@ -3065,6 +2999,380 @@
     <w:p>
       <w:pPr>
         <w:pStyle w:val="Heading2"/>
+        <w:spacing w:line="480" w:lineRule="auto"/>
+        <w:rPr>
+          <w:b/>
+          <w:bCs/>
+          <w:color w:val="000000" w:themeColor="text1"/>
+        </w:rPr>
+      </w:pPr>
+      <w:r>
+        <w:rPr>
+          <w:b/>
+          <w:bCs/>
+          <w:color w:val="000000" w:themeColor="text1"/>
+        </w:rPr>
+        <w:t>Key Findings by Question</w:t>
+      </w:r>
+    </w:p>
+    <w:p>
+      <w:pPr>
+        <w:spacing w:after="150" w:line="480" w:lineRule="auto"/>
+        <w:rPr>
+          <w:color w:val="000000" w:themeColor="text1"/>
+          <w:sz w:val="24"/>
+          <w:szCs w:val="24"/>
+        </w:rPr>
+      </w:pPr>
+      <w:r>
+        <w:rPr>
+          <w:color w:val="000000" w:themeColor="text1"/>
+          <w:sz w:val="24"/>
+          <w:szCs w:val="24"/>
+        </w:rPr>
+        <w:t xml:space="preserve">The following findings have been independently verified against direct SQL query output (see </w:t>
+      </w:r>
+      <w:proofErr w:type="spellStart"/>
+      <w:r>
+        <w:rPr>
+          <w:color w:val="000000" w:themeColor="text1"/>
+          <w:sz w:val="24"/>
+          <w:szCs w:val="24"/>
+        </w:rPr>
+        <w:t>sql</w:t>
+      </w:r>
+      <w:proofErr w:type="spellEnd"/>
+      <w:r>
+        <w:rPr>
+          <w:color w:val="000000" w:themeColor="text1"/>
+          <w:sz w:val="24"/>
+          <w:szCs w:val="24"/>
+        </w:rPr>
+        <w:t>/</w:t>
+      </w:r>
+      <w:proofErr w:type="spellStart"/>
+      <w:r>
+        <w:rPr>
+          <w:color w:val="000000" w:themeColor="text1"/>
+          <w:sz w:val="24"/>
+          <w:szCs w:val="24"/>
+        </w:rPr>
+        <w:t>customer_behavior_analysis.sql</w:t>
+      </w:r>
+      <w:proofErr w:type="spellEnd"/>
+      <w:r>
+        <w:rPr>
+          <w:color w:val="000000" w:themeColor="text1"/>
+          <w:sz w:val="24"/>
+          <w:szCs w:val="24"/>
+        </w:rPr>
+        <w:t xml:space="preserve"> for the underlying queries, including verification queries added after the initial analysis).</w:t>
+      </w:r>
+    </w:p>
+    <w:p>
+      <w:pPr>
+        <w:pStyle w:val="ListParagraph"/>
+        <w:numPr>
+          <w:ilvl w:val="0"/>
+          <w:numId w:val="5"/>
+        </w:numPr>
+        <w:spacing w:after="150" w:line="480" w:lineRule="auto"/>
+        <w:rPr>
+          <w:color w:val="000000" w:themeColor="text1"/>
+          <w:sz w:val="24"/>
+          <w:szCs w:val="24"/>
+        </w:rPr>
+      </w:pPr>
+      <w:r>
+        <w:rPr>
+          <w:color w:val="000000" w:themeColor="text1"/>
+          <w:sz w:val="24"/>
+          <w:szCs w:val="24"/>
+        </w:rPr>
+        <w:t>Q1</w:t>
+      </w:r>
+      <w:r>
+        <w:rPr>
+          <w:color w:val="000000" w:themeColor="text1"/>
+          <w:sz w:val="24"/>
+          <w:szCs w:val="24"/>
+        </w:rPr>
+        <w:t>-</w:t>
+      </w:r>
+      <w:r>
+        <w:rPr>
+          <w:color w:val="000000" w:themeColor="text1"/>
+          <w:sz w:val="24"/>
+          <w:szCs w:val="24"/>
+        </w:rPr>
+        <w:t xml:space="preserve"> Revenue by Gender: Male customers generate significantly more total revenue than female customers ($157,890 vs. $75,191), but average spend per customer is nearly identical ($59.54 male vs. $60.25 female). The gap is driven by customer volume </w:t>
+      </w:r>
+      <w:r>
+        <w:rPr>
+          <w:color w:val="000000" w:themeColor="text1"/>
+          <w:sz w:val="24"/>
+          <w:szCs w:val="24"/>
+        </w:rPr>
+        <w:t>-</w:t>
+      </w:r>
+      <w:r>
+        <w:rPr>
+          <w:color w:val="000000" w:themeColor="text1"/>
+          <w:sz w:val="24"/>
+          <w:szCs w:val="24"/>
+        </w:rPr>
+        <w:t xml:space="preserve"> there are more than twice as many male customers (2,652) as female customers (1,248) </w:t>
+      </w:r>
+      <w:r>
+        <w:rPr>
+          <w:color w:val="000000" w:themeColor="text1"/>
+          <w:sz w:val="24"/>
+          <w:szCs w:val="24"/>
+        </w:rPr>
+        <w:t>-</w:t>
+      </w:r>
+      <w:r>
+        <w:rPr>
+          <w:color w:val="000000" w:themeColor="text1"/>
+          <w:sz w:val="24"/>
+          <w:szCs w:val="24"/>
+        </w:rPr>
+        <w:t xml:space="preserve"> not by differences in individual spending behavior.</w:t>
+      </w:r>
+    </w:p>
+    <w:p>
+      <w:pPr>
+        <w:pStyle w:val="ListParagraph"/>
+        <w:numPr>
+          <w:ilvl w:val="0"/>
+          <w:numId w:val="5"/>
+        </w:numPr>
+        <w:spacing w:after="150" w:line="480" w:lineRule="auto"/>
+        <w:rPr>
+          <w:color w:val="000000" w:themeColor="text1"/>
+          <w:sz w:val="24"/>
+          <w:szCs w:val="24"/>
+        </w:rPr>
+      </w:pPr>
+      <w:r>
+        <w:rPr>
+          <w:color w:val="000000" w:themeColor="text1"/>
+          <w:sz w:val="24"/>
+          <w:szCs w:val="24"/>
+        </w:rPr>
+        <w:t>Q3</w:t>
+      </w:r>
+      <w:r>
+        <w:rPr>
+          <w:color w:val="000000" w:themeColor="text1"/>
+          <w:sz w:val="24"/>
+          <w:szCs w:val="24"/>
+        </w:rPr>
+        <w:t xml:space="preserve">- </w:t>
+      </w:r>
+      <w:r>
+        <w:rPr>
+          <w:color w:val="000000" w:themeColor="text1"/>
+          <w:sz w:val="24"/>
+          <w:szCs w:val="24"/>
+        </w:rPr>
+        <w:t>Top 5 Products by Rating: Gloves (3.86/5), Sandals (3.84/5), Boots (3.82/5), Hat (3.80/5), and Skirt (3.79/5) are the five highest-rated products by average customer review.</w:t>
+      </w:r>
+    </w:p>
+    <w:p>
+      <w:pPr>
+        <w:pStyle w:val="ListParagraph"/>
+        <w:numPr>
+          <w:ilvl w:val="0"/>
+          <w:numId w:val="5"/>
+        </w:numPr>
+        <w:spacing w:after="150" w:line="480" w:lineRule="auto"/>
+        <w:rPr>
+          <w:color w:val="000000" w:themeColor="text1"/>
+          <w:sz w:val="24"/>
+          <w:szCs w:val="24"/>
+        </w:rPr>
+      </w:pPr>
+      <w:r>
+        <w:rPr>
+          <w:color w:val="000000" w:themeColor="text1"/>
+          <w:sz w:val="24"/>
+          <w:szCs w:val="24"/>
+        </w:rPr>
+        <w:t>Q4</w:t>
+      </w:r>
+      <w:r>
+        <w:rPr>
+          <w:color w:val="000000" w:themeColor="text1"/>
+          <w:sz w:val="24"/>
+          <w:szCs w:val="24"/>
+        </w:rPr>
+        <w:t>-</w:t>
+      </w:r>
+      <w:r>
+        <w:rPr>
+          <w:color w:val="000000" w:themeColor="text1"/>
+          <w:sz w:val="24"/>
+          <w:szCs w:val="24"/>
+        </w:rPr>
+        <w:t xml:space="preserve"> Shipping Type Comparison: Express shipping customers spend modestly more on average than standard shipping customers ($60.48 vs. $58.46</w:t>
+      </w:r>
+      <w:r>
+        <w:rPr>
+          <w:color w:val="000000" w:themeColor="text1"/>
+          <w:sz w:val="24"/>
+          <w:szCs w:val="24"/>
+        </w:rPr>
+        <w:t>,</w:t>
+      </w:r>
+      <w:r>
+        <w:rPr>
+          <w:color w:val="000000" w:themeColor="text1"/>
+          <w:sz w:val="24"/>
+          <w:szCs w:val="24"/>
+        </w:rPr>
+        <w:t xml:space="preserve"> about 3.5% higher), a real but small effect.</w:t>
+      </w:r>
+    </w:p>
+    <w:p>
+      <w:pPr>
+        <w:pStyle w:val="ListParagraph"/>
+        <w:numPr>
+          <w:ilvl w:val="0"/>
+          <w:numId w:val="5"/>
+        </w:numPr>
+        <w:spacing w:after="150" w:line="480" w:lineRule="auto"/>
+        <w:rPr>
+          <w:color w:val="000000" w:themeColor="text1"/>
+          <w:sz w:val="24"/>
+          <w:szCs w:val="24"/>
+        </w:rPr>
+      </w:pPr>
+      <w:r>
+        <w:rPr>
+          <w:color w:val="000000" w:themeColor="text1"/>
+          <w:sz w:val="24"/>
+          <w:szCs w:val="24"/>
+        </w:rPr>
+        <w:lastRenderedPageBreak/>
+        <w:t>Q5</w:t>
+      </w:r>
+      <w:r>
+        <w:rPr>
+          <w:color w:val="000000" w:themeColor="text1"/>
+          <w:sz w:val="24"/>
+          <w:szCs w:val="24"/>
+        </w:rPr>
+        <w:t>-</w:t>
+      </w:r>
+      <w:r>
+        <w:rPr>
+          <w:color w:val="000000" w:themeColor="text1"/>
+          <w:sz w:val="24"/>
+          <w:szCs w:val="24"/>
+        </w:rPr>
+        <w:t xml:space="preserve"> Subscribers vs. Non-Subscribers: Subscription status has little effect on </w:t>
+      </w:r>
+      <w:proofErr w:type="gramStart"/>
+      <w:r>
+        <w:rPr>
+          <w:color w:val="000000" w:themeColor="text1"/>
+          <w:sz w:val="24"/>
+          <w:szCs w:val="24"/>
+        </w:rPr>
+        <w:t>spend:</w:t>
+      </w:r>
+      <w:proofErr w:type="gramEnd"/>
+      <w:r>
+        <w:rPr>
+          <w:color w:val="000000" w:themeColor="text1"/>
+          <w:sz w:val="24"/>
+          <w:szCs w:val="24"/>
+        </w:rPr>
+        <w:t xml:space="preserve"> subscribers average $59.49 per transaction versus $59.87 for non-subscribers, and subscribers' 27% share of revenue matches their 27% share of the customer base. Subscribers do show a modestly higher average previous-purchase count (26.08 vs. 25.08, about 4% higher).</w:t>
+      </w:r>
+    </w:p>
+    <w:p>
+      <w:pPr>
+        <w:pStyle w:val="ListParagraph"/>
+        <w:numPr>
+          <w:ilvl w:val="0"/>
+          <w:numId w:val="5"/>
+        </w:numPr>
+        <w:spacing w:after="150" w:line="480" w:lineRule="auto"/>
+        <w:rPr>
+          <w:color w:val="000000" w:themeColor="text1"/>
+          <w:sz w:val="24"/>
+          <w:szCs w:val="24"/>
+        </w:rPr>
+      </w:pPr>
+      <w:r>
+        <w:rPr>
+          <w:color w:val="000000" w:themeColor="text1"/>
+          <w:sz w:val="24"/>
+          <w:szCs w:val="24"/>
+        </w:rPr>
+        <w:t>Q7</w:t>
+      </w:r>
+      <w:r>
+        <w:rPr>
+          <w:color w:val="000000" w:themeColor="text1"/>
+          <w:sz w:val="24"/>
+          <w:szCs w:val="24"/>
+        </w:rPr>
+        <w:t>-</w:t>
+      </w:r>
+      <w:r>
+        <w:rPr>
+          <w:color w:val="000000" w:themeColor="text1"/>
+          <w:sz w:val="24"/>
+          <w:szCs w:val="24"/>
+        </w:rPr>
+        <w:t xml:space="preserve"> Customer Segmentation: Segmenting by previous purchase count (New = 1, Returning = 2–10, Loyal = 11+) shows the customer base is overwhelmingly established: 3,116 customers (79.9%) are Loyal, 701 (18.0%) are Returning, and only 83 (2.1%) are New. Retention of the existing loyal base is a higher-leverage priority than new-customer conversion in this dataset.</w:t>
+      </w:r>
+    </w:p>
+    <w:p>
+      <w:pPr>
+        <w:pStyle w:val="ListParagraph"/>
+        <w:numPr>
+          <w:ilvl w:val="0"/>
+          <w:numId w:val="5"/>
+        </w:numPr>
+        <w:spacing w:after="150" w:line="480" w:lineRule="auto"/>
+        <w:rPr>
+          <w:color w:val="000000" w:themeColor="text1"/>
+          <w:sz w:val="24"/>
+          <w:szCs w:val="24"/>
+        </w:rPr>
+      </w:pPr>
+      <w:r>
+        <w:rPr>
+          <w:color w:val="000000" w:themeColor="text1"/>
+          <w:sz w:val="24"/>
+          <w:szCs w:val="24"/>
+        </w:rPr>
+        <w:t>Q8</w:t>
+      </w:r>
+      <w:r>
+        <w:rPr>
+          <w:color w:val="000000" w:themeColor="text1"/>
+          <w:sz w:val="24"/>
+          <w:szCs w:val="24"/>
+        </w:rPr>
+        <w:t xml:space="preserve">- </w:t>
+      </w:r>
+      <w:r>
+        <w:rPr>
+          <w:color w:val="000000" w:themeColor="text1"/>
+          <w:sz w:val="24"/>
+          <w:szCs w:val="24"/>
+        </w:rPr>
+        <w:t>Top 3 Products per Category: Best-sellers by order volume include Jewelry, Sunglasses, and Belt (Accessories); Blouse, Pants, and Shirt (Clothing); Sandals, Shoes, and Sneakers (Footwear); and Jacket and Coat (Outerwear, only two ranked items).</w:t>
+      </w:r>
+    </w:p>
+    <w:p>
+      <w:pPr>
+        <w:pStyle w:val="Heading2"/>
         <w:spacing w:before="180" w:after="90" w:line="480" w:lineRule="auto"/>
         <w:rPr>
           <w:b/>
@@ -3276,56 +3584,6 @@
         </w:rPr>
         <w:t xml:space="preserve"> a pattern that recurs constantly in business reporting.</w:t>
       </w:r>
-    </w:p>
-    <w:p>
-      <w:pPr>
-        <w:spacing w:after="50" w:line="480" w:lineRule="auto"/>
-        <w:rPr>
-          <w:color w:val="000000" w:themeColor="text1"/>
-          <w:sz w:val="24"/>
-          <w:szCs w:val="24"/>
-        </w:rPr>
-      </w:pPr>
-    </w:p>
-    <w:p>
-      <w:pPr>
-        <w:spacing w:after="50" w:line="480" w:lineRule="auto"/>
-        <w:rPr>
-          <w:color w:val="000000" w:themeColor="text1"/>
-          <w:sz w:val="24"/>
-          <w:szCs w:val="24"/>
-        </w:rPr>
-      </w:pPr>
-    </w:p>
-    <w:p>
-      <w:pPr>
-        <w:spacing w:after="50" w:line="480" w:lineRule="auto"/>
-        <w:rPr>
-          <w:color w:val="000000" w:themeColor="text1"/>
-          <w:sz w:val="24"/>
-          <w:szCs w:val="24"/>
-        </w:rPr>
-      </w:pPr>
-    </w:p>
-    <w:p>
-      <w:pPr>
-        <w:spacing w:after="50" w:line="480" w:lineRule="auto"/>
-        <w:rPr>
-          <w:color w:val="000000" w:themeColor="text1"/>
-          <w:sz w:val="24"/>
-          <w:szCs w:val="24"/>
-        </w:rPr>
-      </w:pPr>
-    </w:p>
-    <w:p>
-      <w:pPr>
-        <w:spacing w:after="50" w:line="480" w:lineRule="auto"/>
-        <w:rPr>
-          <w:color w:val="000000" w:themeColor="text1"/>
-          <w:sz w:val="24"/>
-          <w:szCs w:val="24"/>
-        </w:rPr>
-      </w:pPr>
     </w:p>
     <w:p>
       <w:pPr>
@@ -3928,29 +4186,7 @@
           <w:u w:val="single"/>
         </w:rPr>
         <w:lastRenderedPageBreak/>
-        <w:t>Screenshot 2</w:t>
-      </w:r>
-      <w:r>
-        <w:rPr>
-          <w:b/>
-          <w:bCs/>
-          <w:color w:val="000000" w:themeColor="text1"/>
-          <w:sz w:val="24"/>
-          <w:szCs w:val="24"/>
-          <w:u w:val="single"/>
-        </w:rPr>
-        <w:t>:</w:t>
-      </w:r>
-      <w:r>
-        <w:rPr>
-          <w:b/>
-          <w:bCs/>
-          <w:color w:val="000000" w:themeColor="text1"/>
-          <w:sz w:val="24"/>
-          <w:szCs w:val="24"/>
-          <w:u w:val="single"/>
-        </w:rPr>
-        <w:t xml:space="preserve"> Missing Value Detection &amp; Imputation</w:t>
+        <w:t>Screenshot 2: Missing Value Detection &amp; Imputation</w:t>
       </w:r>
     </w:p>
     <w:p>
@@ -4132,29 +4368,7 @@
           <w:u w:val="single"/>
         </w:rPr>
         <w:lastRenderedPageBreak/>
-        <w:t>Screenshot 3</w:t>
-      </w:r>
-      <w:r>
-        <w:rPr>
-          <w:b/>
-          <w:bCs/>
-          <w:color w:val="000000" w:themeColor="text1"/>
-          <w:sz w:val="24"/>
-          <w:szCs w:val="24"/>
-          <w:u w:val="single"/>
-        </w:rPr>
-        <w:t>:</w:t>
-      </w:r>
-      <w:r>
-        <w:rPr>
-          <w:b/>
-          <w:bCs/>
-          <w:color w:val="000000" w:themeColor="text1"/>
-          <w:sz w:val="24"/>
-          <w:szCs w:val="24"/>
-          <w:u w:val="single"/>
-        </w:rPr>
-        <w:t xml:space="preserve"> Column Standardization &amp; Age Segmentation</w:t>
+        <w:t>Screenshot 3: Column Standardization &amp; Age Segmentation</w:t>
       </w:r>
     </w:p>
     <w:p>
@@ -4372,29 +4586,7 @@
           <w:u w:val="single"/>
         </w:rPr>
         <w:lastRenderedPageBreak/>
-        <w:t>Screenshot 4</w:t>
-      </w:r>
-      <w:r>
-        <w:rPr>
-          <w:b/>
-          <w:bCs/>
-          <w:color w:val="000000" w:themeColor="text1"/>
-          <w:sz w:val="24"/>
-          <w:szCs w:val="24"/>
-          <w:u w:val="single"/>
-        </w:rPr>
-        <w:t>:</w:t>
-      </w:r>
-      <w:r>
-        <w:rPr>
-          <w:b/>
-          <w:bCs/>
-          <w:color w:val="000000" w:themeColor="text1"/>
-          <w:sz w:val="24"/>
-          <w:szCs w:val="24"/>
-          <w:u w:val="single"/>
-        </w:rPr>
-        <w:t xml:space="preserve"> Purchase Frequency Encoding &amp; Redundancy Check</w:t>
+        <w:t>Screenshot 4: Purchase Frequency Encoding &amp; Redundancy Check</w:t>
       </w:r>
     </w:p>
     <w:p>
@@ -4646,29 +4838,7 @@
           <w:u w:val="single"/>
         </w:rPr>
         <w:lastRenderedPageBreak/>
-        <w:t>Screenshot 5</w:t>
-      </w:r>
-      <w:r>
-        <w:rPr>
-          <w:b/>
-          <w:bCs/>
-          <w:color w:val="000000" w:themeColor="text1"/>
-          <w:sz w:val="24"/>
-          <w:szCs w:val="24"/>
-          <w:u w:val="single"/>
-        </w:rPr>
-        <w:t>:</w:t>
-      </w:r>
-      <w:r>
-        <w:rPr>
-          <w:b/>
-          <w:bCs/>
-          <w:color w:val="000000" w:themeColor="text1"/>
-          <w:sz w:val="24"/>
-          <w:szCs w:val="24"/>
-          <w:u w:val="single"/>
-        </w:rPr>
-        <w:t xml:space="preserve"> Backup, Column Cleanup &amp; Database Load</w:t>
+        <w:t>Screenshot 5: Backup, Column Cleanup &amp; Database Load</w:t>
       </w:r>
     </w:p>
     <w:p>
@@ -7645,6 +7815,119 @@
     </w:lvl>
   </w:abstractNum>
   <w:abstractNum w:abstractNumId="1" w15:restartNumberingAfterBreak="0">
+    <w:nsid w:val="137B0186"/>
+    <w:multiLevelType w:val="hybridMultilevel"/>
+    <w:tmpl w:val="1D6AEA2E"/>
+    <w:lvl w:ilvl="0" w:tplc="04090001">
+      <w:start w:val="1"/>
+      <w:numFmt w:val="bullet"/>
+      <w:lvlText w:val=""/>
+      <w:lvlJc w:val="left"/>
+      <w:pPr>
+        <w:ind w:left="720" w:hanging="360"/>
+      </w:pPr>
+      <w:rPr>
+        <w:rFonts w:ascii="Symbol" w:hAnsi="Symbol" w:hint="default"/>
+      </w:rPr>
+    </w:lvl>
+    <w:lvl w:ilvl="1" w:tplc="04090003" w:tentative="1">
+      <w:start w:val="1"/>
+      <w:numFmt w:val="bullet"/>
+      <w:lvlText w:val="o"/>
+      <w:lvlJc w:val="left"/>
+      <w:pPr>
+        <w:ind w:left="1440" w:hanging="360"/>
+      </w:pPr>
+      <w:rPr>
+        <w:rFonts w:ascii="Courier New" w:hAnsi="Courier New" w:hint="default"/>
+      </w:rPr>
+    </w:lvl>
+    <w:lvl w:ilvl="2" w:tplc="04090005" w:tentative="1">
+      <w:start w:val="1"/>
+      <w:numFmt w:val="bullet"/>
+      <w:lvlText w:val=""/>
+      <w:lvlJc w:val="left"/>
+      <w:pPr>
+        <w:ind w:left="2160" w:hanging="360"/>
+      </w:pPr>
+      <w:rPr>
+        <w:rFonts w:ascii="Wingdings" w:hAnsi="Wingdings" w:hint="default"/>
+      </w:rPr>
+    </w:lvl>
+    <w:lvl w:ilvl="3" w:tplc="04090001" w:tentative="1">
+      <w:start w:val="1"/>
+      <w:numFmt w:val="bullet"/>
+      <w:lvlText w:val=""/>
+      <w:lvlJc w:val="left"/>
+      <w:pPr>
+        <w:ind w:left="2880" w:hanging="360"/>
+      </w:pPr>
+      <w:rPr>
+        <w:rFonts w:ascii="Symbol" w:hAnsi="Symbol" w:hint="default"/>
+      </w:rPr>
+    </w:lvl>
+    <w:lvl w:ilvl="4" w:tplc="04090003" w:tentative="1">
+      <w:start w:val="1"/>
+      <w:numFmt w:val="bullet"/>
+      <w:lvlText w:val="o"/>
+      <w:lvlJc w:val="left"/>
+      <w:pPr>
+        <w:ind w:left="3600" w:hanging="360"/>
+      </w:pPr>
+      <w:rPr>
+        <w:rFonts w:ascii="Courier New" w:hAnsi="Courier New" w:hint="default"/>
+      </w:rPr>
+    </w:lvl>
+    <w:lvl w:ilvl="5" w:tplc="04090005" w:tentative="1">
+      <w:start w:val="1"/>
+      <w:numFmt w:val="bullet"/>
+      <w:lvlText w:val=""/>
+      <w:lvlJc w:val="left"/>
+      <w:pPr>
+        <w:ind w:left="4320" w:hanging="360"/>
+      </w:pPr>
+      <w:rPr>
+        <w:rFonts w:ascii="Wingdings" w:hAnsi="Wingdings" w:hint="default"/>
+      </w:rPr>
+    </w:lvl>
+    <w:lvl w:ilvl="6" w:tplc="04090001" w:tentative="1">
+      <w:start w:val="1"/>
+      <w:numFmt w:val="bullet"/>
+      <w:lvlText w:val=""/>
+      <w:lvlJc w:val="left"/>
+      <w:pPr>
+        <w:ind w:left="5040" w:hanging="360"/>
+      </w:pPr>
+      <w:rPr>
+        <w:rFonts w:ascii="Symbol" w:hAnsi="Symbol" w:hint="default"/>
+      </w:rPr>
+    </w:lvl>
+    <w:lvl w:ilvl="7" w:tplc="04090003" w:tentative="1">
+      <w:start w:val="1"/>
+      <w:numFmt w:val="bullet"/>
+      <w:lvlText w:val="o"/>
+      <w:lvlJc w:val="left"/>
+      <w:pPr>
+        <w:ind w:left="5760" w:hanging="360"/>
+      </w:pPr>
+      <w:rPr>
+        <w:rFonts w:ascii="Courier New" w:hAnsi="Courier New" w:hint="default"/>
+      </w:rPr>
+    </w:lvl>
+    <w:lvl w:ilvl="8" w:tplc="04090005" w:tentative="1">
+      <w:start w:val="1"/>
+      <w:numFmt w:val="bullet"/>
+      <w:lvlText w:val=""/>
+      <w:lvlJc w:val="left"/>
+      <w:pPr>
+        <w:ind w:left="6480" w:hanging="360"/>
+      </w:pPr>
+      <w:rPr>
+        <w:rFonts w:ascii="Wingdings" w:hAnsi="Wingdings" w:hint="default"/>
+      </w:rPr>
+    </w:lvl>
+  </w:abstractNum>
+  <w:abstractNum w:abstractNumId="2" w15:restartNumberingAfterBreak="0">
     <w:nsid w:val="339C2BBF"/>
     <w:multiLevelType w:val="hybridMultilevel"/>
     <w:tmpl w:val="CDBA0858"/>
@@ -7733,7 +8016,7 @@
       </w:pPr>
     </w:lvl>
   </w:abstractNum>
-  <w:abstractNum w:abstractNumId="2" w15:restartNumberingAfterBreak="0">
+  <w:abstractNum w:abstractNumId="3" w15:restartNumberingAfterBreak="0">
     <w:nsid w:val="48D01600"/>
     <w:multiLevelType w:val="hybridMultilevel"/>
     <w:tmpl w:val="7B06F286"/>
@@ -7787,7 +8070,7 @@
       <w:lvlJc w:val="left"/>
     </w:lvl>
   </w:abstractNum>
-  <w:abstractNum w:abstractNumId="3" w15:restartNumberingAfterBreak="0">
+  <w:abstractNum w:abstractNumId="4" w15:restartNumberingAfterBreak="0">
     <w:nsid w:val="4B177F08"/>
     <w:multiLevelType w:val="hybridMultilevel"/>
     <w:tmpl w:val="542C969C"/>
@@ -7874,13 +8157,13 @@
     </w:lvl>
   </w:abstractNum>
   <w:num w:numId="1" w16cid:durableId="1376999111">
-    <w:abstractNumId w:val="3"/>
+    <w:abstractNumId w:val="4"/>
     <w:lvlOverride w:ilvl="0">
       <w:startOverride w:val="1"/>
     </w:lvlOverride>
   </w:num>
   <w:num w:numId="2" w16cid:durableId="407970592">
-    <w:abstractNumId w:val="2"/>
+    <w:abstractNumId w:val="3"/>
     <w:lvlOverride w:ilvl="0">
       <w:startOverride w:val="1"/>
     </w:lvlOverride>
@@ -7889,6 +8172,9 @@
     <w:abstractNumId w:val="0"/>
   </w:num>
   <w:num w:numId="4" w16cid:durableId="938560913">
+    <w:abstractNumId w:val="2"/>
+  </w:num>
+  <w:num w:numId="5" w16cid:durableId="1028070495">
     <w:abstractNumId w:val="1"/>
   </w:num>
 </w:numbering>
@@ -8598,12 +8884,33 @@
 
 <file path=word/glossary/fontTable.xml><?xml version="1.0" encoding="utf-8"?>
 <w:fonts xmlns:mc="http://schemas.openxmlformats.org/markup-compatibility/2006" xmlns:r="http://schemas.openxmlformats.org/officeDocument/2006/relationships" xmlns:w="http://schemas.openxmlformats.org/wordprocessingml/2006/main" xmlns:w14="http://schemas.microsoft.com/office/word/2010/wordml" xmlns:w15="http://schemas.microsoft.com/office/word/2012/wordml" xmlns:w16cex="http://schemas.microsoft.com/office/word/2018/wordml/cex" xmlns:w16cid="http://schemas.microsoft.com/office/word/2016/wordml/cid" xmlns:w16="http://schemas.microsoft.com/office/word/2018/wordml" xmlns:w16sdtdh="http://schemas.microsoft.com/office/word/2020/wordml/sdtdatahash" xmlns:w16sdtfl="http://schemas.microsoft.com/office/word/2024/wordml/sdtformatlock" xmlns:w16se="http://schemas.microsoft.com/office/word/2015/wordml/symex" xmlns:w16du="http://schemas.microsoft.com/office/word/2023/wordml/word16du" mc:Ignorable="w14 w15 w16se w16cid w16 w16cex w16sdtdh w16sdtfl w16du">
+  <w:font w:name="Symbol">
+    <w:panose1 w:val="05050102010706020507"/>
+    <w:charset w:val="02"/>
+    <w:family w:val="decorative"/>
+    <w:pitch w:val="variable"/>
+    <w:sig w:usb0="00000000" w:usb1="10000000" w:usb2="00000000" w:usb3="00000000" w:csb0="80000000" w:csb1="00000000"/>
+  </w:font>
   <w:font w:name="Times New Roman">
     <w:panose1 w:val="02020603050405020304"/>
     <w:charset w:val="00"/>
     <w:family w:val="roman"/>
     <w:pitch w:val="variable"/>
     <w:sig w:usb0="E0002EFF" w:usb1="C000785B" w:usb2="00000009" w:usb3="00000000" w:csb0="000001FF" w:csb1="00000000"/>
+  </w:font>
+  <w:font w:name="Courier New">
+    <w:panose1 w:val="02070309020205020404"/>
+    <w:charset w:val="00"/>
+    <w:family w:val="modern"/>
+    <w:pitch w:val="fixed"/>
+    <w:sig w:usb0="E0002AFF" w:usb1="C0007843" w:usb2="00000009" w:usb3="00000000" w:csb0="000001FF" w:csb1="00000000"/>
+  </w:font>
+  <w:font w:name="Wingdings">
+    <w:panose1 w:val="05000000000000000000"/>
+    <w:charset w:val="4D"/>
+    <w:family w:val="decorative"/>
+    <w:pitch w:val="variable"/>
+    <w:sig w:usb0="00000003" w:usb1="00000000" w:usb2="00000000" w:usb3="00000000" w:csb0="80000001" w:csb1="00000000"/>
   </w:font>
   <w:font w:name="Aptos">
     <w:panose1 w:val="020B0004020202020204"/>
@@ -8639,8 +8946,11 @@
   <w:rsids>
     <w:rsidRoot w:val="00D658C3"/>
     <w:rsid w:val="00075D14"/>
+    <w:rsid w:val="001A424A"/>
+    <w:rsid w:val="00982329"/>
     <w:rsid w:val="00B77A4F"/>
     <w:rsid w:val="00D658C3"/>
+    <w:rsid w:val="00E4557D"/>
   </w:rsids>
   <m:mathPr>
     <m:mathFont m:val="Cambria Math"/>
@@ -9091,10 +9401,6 @@
     <w:semiHidden/>
     <w:unhideWhenUsed/>
   </w:style>
-  <w:style w:type="paragraph" w:customStyle="1" w:styleId="F18B49B014C03245BC84B6EA3A30C2EB">
-    <w:name w:val="F18B49B014C03245BC84B6EA3A30C2EB"/>
-    <w:rsid w:val="00D658C3"/>
-  </w:style>
   <w:style w:type="paragraph" w:customStyle="1" w:styleId="9D82AEC08337184492E2880A0A4EFE53">
     <w:name w:val="9D82AEC08337184492E2880A0A4EFE53"/>
     <w:rsid w:val="00D658C3"/>
